--- a/Quanta, Actually - SERIES/QED Course/chapters/Lesson 83 Functional Methods.docx
+++ b/Quanta, Actually - SERIES/QED Course/chapters/Lesson 83 Functional Methods.docx
@@ -17,7 +17,7 @@
         <w:jc w:val="center"/>
       </w:pPr>
       <w:r>
-        <w:t>Lesson 83 of the Complete Quantum Electrodynamics Course</w:t>
+        <w:t>Lesson 83 of Quantum, Actually, Volume 2: A QED Course</w:t>
       </w:r>
     </w:p>
     <w:p>
@@ -90,7 +90,16 @@
         <w:pStyle w:val="ListBullet"/>
       </w:pPr>
       <w:r>
-        <w:t>Derive the Schwinger–Dyson equation ⟨δS/δφ(x)⟩_J = −J(x) and its two-point form with a contact term.</w:t>
+        <w:t>Derive the Schwinger–Dyson equation ⟨δS/δφ(x)⟩</w:t>
+      </w:r>
+      <w:r>
+        <w:rPr>
+          <w:vertAlign w:val="subscript"/>
+        </w:rPr>
+        <w:t>J</w:t>
+      </w:r>
+      <w:r>
+        <w:t xml:space="preserve"> = −J(x) and its two-point form with a contact term.</w:t>
       </w:r>
     </w:p>
     <w:p>
@@ -98,7 +107,16 @@
         <w:pStyle w:val="ListBullet"/>
       </w:pPr>
       <w:r>
-        <w:t>Check Schwinger–Dyson equations in a zero-dimensional model, and recover D_F = iK⁻¹ from them.</w:t>
+        <w:t>Check Schwinger–Dyson equations in a zero-dimensional model, and recover D</w:t>
+      </w:r>
+      <w:r>
+        <w:rPr>
+          <w:vertAlign w:val="subscript"/>
+        </w:rPr>
+        <w:t>F</w:t>
+      </w:r>
+      <w:r>
+        <w:t xml:space="preserve"> = iK⁻¹ from them.</w:t>
       </w:r>
     </w:p>
     <w:p>
@@ -106,7 +124,25 @@
         <w:pStyle w:val="ListBullet"/>
       </w:pPr>
       <w:r>
-        <w:t>Derive the Ward–Takahashi identity in position space from a local phase rotation of ψ, and reduce it to q_μΓ^μ = S′⁻¹(p + q) − S′⁻¹(p).</w:t>
+        <w:t>Derive the Ward–Takahashi identity in position space from a local phase rotation of ψ, and reduce it to q</w:t>
+      </w:r>
+      <w:r>
+        <w:rPr>
+          <w:vertAlign w:val="subscript"/>
+        </w:rPr>
+        <w:t>μ</w:t>
+      </w:r>
+      <w:r>
+        <w:t>Γ</w:t>
+      </w:r>
+      <w:r>
+        <w:rPr>
+          <w:vertAlign w:val="superscript"/>
+        </w:rPr>
+        <w:t>μ</w:t>
+      </w:r>
+      <w:r>
+        <w:t xml:space="preserve"> = S′⁻¹(p + q) − S′⁻¹(p).</w:t>
       </w:r>
     </w:p>
     <w:p>
@@ -214,7 +250,13 @@
           </w:tcPr>
           <w:p>
             <w:r>
-              <w:t>⟨…⟩_J</w:t>
+              <w:t>⟨…⟩</w:t>
+            </w:r>
+            <w:r>
+              <w:rPr>
+                <w:vertAlign w:val="subscript"/>
+              </w:rPr>
+              <w:t>J</w:t>
             </w:r>
           </w:p>
         </w:tc>
@@ -231,7 +273,13 @@
           </w:tcPr>
           <w:p>
             <w:r>
-              <w:t>Normalized average with weight e^{iS + i∫Jφ}</w:t>
+              <w:t>Normalized average with weight e</w:t>
+            </w:r>
+            <w:r>
+              <w:rPr>
+                <w:vertAlign w:val="superscript"/>
+              </w:rPr>
+              <w:t>iS + i∫Jφ</w:t>
             </w:r>
           </w:p>
         </w:tc>
@@ -288,7 +336,13 @@
           </w:tcPr>
           <w:p>
             <w:r>
-              <w:t>J^μ</w:t>
+              <w:t>J</w:t>
+            </w:r>
+            <w:r>
+              <w:rPr>
+                <w:vertAlign w:val="superscript"/>
+              </w:rPr>
+              <w:t>μ</w:t>
             </w:r>
           </w:p>
         </w:tc>
@@ -305,7 +359,25 @@
           </w:tcPr>
           <w:p>
             <w:r>
-              <w:t>ψ̄γ^μψ, the electron number current (electric current −eJ^μ)</w:t>
+              <w:t>ψ̄γ</w:t>
+            </w:r>
+            <w:r>
+              <w:rPr>
+                <w:vertAlign w:val="superscript"/>
+              </w:rPr>
+              <w:t>μ</w:t>
+            </w:r>
+            <w:r>
+              <w:t>ψ, the electron number current (electric current −eJ</w:t>
+            </w:r>
+            <w:r>
+              <w:rPr>
+                <w:vertAlign w:val="superscript"/>
+              </w:rPr>
+              <w:t>μ</w:t>
+            </w:r>
+            <w:r>
+              <w:t>)</w:t>
             </w:r>
           </w:p>
         </w:tc>
@@ -436,7 +508,13 @@
           </w:tcPr>
           <w:p>
             <w:r>
-              <w:t>f_π</w:t>
+              <w:t>f</w:t>
+            </w:r>
+            <w:r>
+              <w:rPr>
+                <w:vertAlign w:val="subscript"/>
+              </w:rPr>
+              <w:t>π</w:t>
             </w:r>
           </w:p>
         </w:tc>
@@ -616,7 +694,16 @@
     </w:p>
     <w:p>
       <w:r>
-        <w:t>Lesson 81's insertion rule is the companion tool. At nonzero J, −iδ/δJ(x) still brings down φ(x), so δ/δJ produces correlators in the presence of the source. For a free field, the connected two-point function in the presence of J is still D_F, and only the mean field changes. In an interacting theory, the connected two-point function depends on J. It is the propagator in the background field the source creates, which is how an electron in an external field (Lesson 86) is handled without leaving the path integral.</w:t>
+        <w:t>Lesson 81's insertion rule is the companion tool. At nonzero J, −iδ/δJ(x) still brings down φ(x), so δ/δJ produces correlators in the presence of the source. For a free field, the connected two-point function in the presence of J is still D</w:t>
+      </w:r>
+      <w:r>
+        <w:rPr>
+          <w:vertAlign w:val="subscript"/>
+        </w:rPr>
+        <w:t>F</w:t>
+      </w:r>
+      <w:r>
+        <w:t>, and only the mean field changes. In an interacting theory, the connected two-point function depends on J. It is the propagator in the background field the source creates, which is how an electron in an external field (Lesson 86) is handled without leaving the path integral.</w:t>
       </w:r>
     </w:p>
     <w:p>
@@ -812,7 +899,16 @@
     </w:p>
     <w:p>
       <w:r>
-        <w:t>Lesson 81's free solution, Z₀ = Z₀[0] exp(−½∫JD_FJ), solves it with δS/δφ = Kφ. The interacting Z is the solution with the full δS/δφ.</w:t>
+        <w:t>Lesson 81's free solution, Z₀ = Z₀[0] exp(−½∫JD</w:t>
+      </w:r>
+      <w:r>
+        <w:rPr>
+          <w:vertAlign w:val="subscript"/>
+        </w:rPr>
+        <w:t>FJ</w:t>
+      </w:r>
+      <w:r>
+        <w:t>), solves it with δS/δφ = Kφ. The interacting Z is the solution with the full δS/δφ.</w:t>
       </w:r>
     </w:p>
     <w:p>
@@ -949,7 +1045,25 @@
     </w:p>
     <w:p>
       <w:r>
-        <w:t>For the free scalar, δS/δφ(x) = Kφ(x) with K = −(∂² + m²). The equation is K_x⟨Tφ(x)φ(y)⟩ = iδ⁴(x − y). So ⟨Tφφ⟩ is i times the Green's function of K, which is D_F = iK⁻¹, with the iε inherited from the weight. For φ⁴ theory, with ℒ ⊃ −λφ⁴/4!, δS/δφ = Kφ − (λ/6)φ³, and</w:t>
+        <w:t>For the free scalar, δS/δφ(x) = Kφ(x) with K = −(∂² + m²). The equation is K</w:t>
+      </w:r>
+      <w:r>
+        <w:rPr>
+          <w:vertAlign w:val="subscript"/>
+        </w:rPr>
+        <w:t>x</w:t>
+      </w:r>
+      <w:r>
+        <w:t>⟨Tφ(x)φ(y)⟩ = iδ⁴(x − y). So ⟨Tφφ⟩ is i times the Green's function of K, which is D</w:t>
+      </w:r>
+      <w:r>
+        <w:rPr>
+          <w:vertAlign w:val="subscript"/>
+        </w:rPr>
+        <w:t>F</w:t>
+      </w:r>
+      <w:r>
+        <w:t xml:space="preserve"> = iK⁻¹, with the iε inherited from the weight. For φ⁴ theory, with ℒ ⊃ −λφ⁴/4!, δS/δφ = Kφ − (λ/6)φ³, and</w:t>
       </w:r>
     </w:p>
     <w:p>
@@ -1152,12 +1266,30 @@
     </w:p>
     <w:p>
       <w:r>
-        <w:t>Check the tower in Lesson 80's zero-dimensional model, with weight e^{−x²/2 − λx⁴/24}.</w:t>
+        <w:t>Check the tower in Lesson 80's zero-dimensional model, with weight e</w:t>
+      </w:r>
+      <w:r>
+        <w:rPr>
+          <w:vertAlign w:val="superscript"/>
+        </w:rPr>
+        <w:t>−x²/2 − λx⁴/24</w:t>
+      </w:r>
+      <w:r>
+        <w:t>.</w:t>
       </w:r>
     </w:p>
     <w:p>
       <w:r>
-        <w:t>The identity ∫dx d/dx[xⁿe^{−x²/2 − λx⁴/24}] = 0 gives</w:t>
+        <w:t>The identity ∫dx d/dx[xⁿe</w:t>
+      </w:r>
+      <w:r>
+        <w:rPr>
+          <w:vertAlign w:val="superscript"/>
+        </w:rPr>
+        <w:t>−x²/2 − λx⁴/24</w:t>
+      </w:r>
+      <w:r>
+        <w:t>] = 0 gives</w:t>
       </w:r>
     </w:p>
     <w:p>
@@ -1480,7 +1612,25 @@
     </w:p>
     <w:p>
       <w:r>
-        <w:t>At e = 0 this is (i∂̸ − m)S_F = iδ⁴, the defining property of the free propagator in Lesson 47. With e ≠ 0, the propagator is tied to the electron–photon vertex function, and Lesson 68's self-energy is that vertex function closed on itself. For the photon, δS/δA_ν gives Lesson 71's gauge-fixed Maxwell equation, so Maxwell's equations hold for the averaged fields, with the averaged current as source.</w:t>
+        <w:t>At e = 0 this is (i∂̸ − m)S</w:t>
+      </w:r>
+      <w:r>
+        <w:rPr>
+          <w:vertAlign w:val="subscript"/>
+        </w:rPr>
+        <w:t>F</w:t>
+      </w:r>
+      <w:r>
+        <w:t xml:space="preserve"> = iδ⁴, the defining property of the free propagator in Lesson 47. With e ≠ 0, the propagator is tied to the electron–photon vertex function, and Lesson 68's self-energy is that vertex function closed on itself. For the photon, δS/δA</w:t>
+      </w:r>
+      <w:r>
+        <w:rPr>
+          <w:vertAlign w:val="subscript"/>
+        </w:rPr>
+        <w:t>ν</w:t>
+      </w:r>
+      <w:r>
+        <w:t xml:space="preserve"> gives Lesson 71's gauge-fixed Maxwell equation, so Maxwell's equations hold for the averaged fields, with the averaged current as source.</w:t>
       </w:r>
     </w:p>
     <w:p>
@@ -1741,7 +1891,25 @@
     </w:p>
     <w:p>
       <w:r>
-        <w:t>with J^μ = ψ̄γ^μψ. A constant α leaves S unchanged, which is the global symmetry behind charge conservation. A local α measures how S responds point by point, and the response is the divergence of the Noether current.</w:t>
+        <w:t>with J</w:t>
+      </w:r>
+      <w:r>
+        <w:rPr>
+          <w:vertAlign w:val="superscript"/>
+        </w:rPr>
+        <w:t>μ</w:t>
+      </w:r>
+      <w:r>
+        <w:t xml:space="preserve"> = ψ̄γ</w:t>
+      </w:r>
+      <w:r>
+        <w:rPr>
+          <w:vertAlign w:val="superscript"/>
+        </w:rPr>
+        <w:t>μ</w:t>
+      </w:r>
+      <w:r>
+        <w:t>ψ. A constant α leaves S unchanged, which is the global symmetry behind charge conservation. A local α measures how S responds point by point, and the response is the divergence of the Noether current.</w:t>
       </w:r>
     </w:p>
     <w:p>
@@ -1754,7 +1922,16 @@
     </w:p>
     <w:p>
       <w:r>
-        <w:t>Insert F = ψ(x₁)ψ̄(x₂). Under the rotation, F changes by iα(x₁)F − iα(x₂)F. The integral is unchanged, so to first order in α the change in F and the change in e^{iS} cancel in the average:</w:t>
+        <w:t>Insert F = ψ(x₁)ψ̄(x₂). Under the rotation, F changes by iα(x₁)F − iα(x₂)F. The integral is unchanged, so to first order in α the change in F and the change in e</w:t>
+      </w:r>
+      <w:r>
+        <w:rPr>
+          <w:vertAlign w:val="superscript"/>
+        </w:rPr>
+        <w:t>iS</w:t>
+      </w:r>
+      <w:r>
+        <w:t xml:space="preserve"> cancel in the average:</w:t>
       </w:r>
     </w:p>
     <w:p>
@@ -2136,7 +2313,43 @@
     </w:p>
     <w:p>
       <w:r>
-        <w:t>Fourier transform, with momentum q flowing in at z and the electron carrying p in and p + q out. Remove the two full external propagators S′. The correlator with J^μ becomes S′(p + q)Γ^μ(p + q, p)S′(p), where Γ^μ is the 1PI vertex of Lesson 76 without its factor ie. Lesson 82 showed that removing the external propagators leaves 1PI vertices. The derivative becomes q_μ, and the two delta functions become the two propagators with the momentum shifted or not. In the normalization where Γ⁽²⁾ = S′⁻¹ = p̸ − m₀ − Σ(p),</w:t>
+        <w:t>Fourier transform, with momentum q flowing in at z and the electron carrying p in and p + q out. Remove the two full external propagators S′. The correlator with J</w:t>
+      </w:r>
+      <w:r>
+        <w:rPr>
+          <w:vertAlign w:val="superscript"/>
+        </w:rPr>
+        <w:t>μ</w:t>
+      </w:r>
+      <w:r>
+        <w:t xml:space="preserve"> becomes S′(p + q)Γ</w:t>
+      </w:r>
+      <w:r>
+        <w:rPr>
+          <w:vertAlign w:val="superscript"/>
+        </w:rPr>
+        <w:t>μ</w:t>
+      </w:r>
+      <w:r>
+        <w:t>(p + q, p)S′(p), where Γ</w:t>
+      </w:r>
+      <w:r>
+        <w:rPr>
+          <w:vertAlign w:val="superscript"/>
+        </w:rPr>
+        <w:t>μ</w:t>
+      </w:r>
+      <w:r>
+        <w:t xml:space="preserve"> is the 1PI vertex of Lesson 76 without its factor ie. Lesson 82 showed that removing the external propagators leaves 1PI vertices. The derivative becomes q</w:t>
+      </w:r>
+      <w:r>
+        <w:rPr>
+          <w:vertAlign w:val="subscript"/>
+        </w:rPr>
+        <w:t>μ</w:t>
+      </w:r>
+      <w:r>
+        <w:t>, and the two delta functions become the two propagators with the momentum shifted or not. In the normalization where Γ⁽²⁾ = S′⁻¹ = p̸ − m₀ − Σ(p),</w:t>
       </w:r>
     </w:p>
     <w:p>
@@ -2265,7 +2478,25 @@
     </w:p>
     <w:p>
       <w:r>
-        <w:t>which is Lesson 72's identity. At q → 0 it gives Γ^μ(p, p) = ∂S′⁻¹/∂p_μ, and Z₁ = Z₂ follows (Lesson 73).</w:t>
+        <w:t>which is Lesson 72's identity. At q → 0 it gives Γ</w:t>
+      </w:r>
+      <w:r>
+        <w:rPr>
+          <w:vertAlign w:val="superscript"/>
+        </w:rPr>
+        <w:t>μ</w:t>
+      </w:r>
+      <w:r>
+        <w:t>(p, p) = ∂S′⁻¹/∂p</w:t>
+      </w:r>
+      <w:r>
+        <w:rPr>
+          <w:vertAlign w:val="subscript"/>
+        </w:rPr>
+        <w:t>μ</w:t>
+      </w:r>
+      <w:r>
+        <w:t>, and Z₁ = Z₂ follows (Lesson 73).</w:t>
       </w:r>
     </w:p>
     <w:p>
@@ -2284,7 +2515,43 @@
     </w:p>
     <w:p>
       <w:r>
-        <w:t>At tree level, Γ^μ = γ^μ and S⁻¹ = p̸ − m. The right side is (p̸ + q̸ − m) − (p̸ − m) = q̸ = q_μγ^μ, which is the left side. At one loop the identity relates the vertex correction to the self-energy. The derivation needed only the change of variables and the full integral, so every diagram generated by the integral is included. Omitting one of them breaks the identity. That is the path-integral reason Lesson 72 needed both Compton diagrams.</w:t>
+        <w:t>At tree level, Γ</w:t>
+      </w:r>
+      <w:r>
+        <w:rPr>
+          <w:vertAlign w:val="superscript"/>
+        </w:rPr>
+        <w:t>μ</w:t>
+      </w:r>
+      <w:r>
+        <w:t xml:space="preserve"> = γ</w:t>
+      </w:r>
+      <w:r>
+        <w:rPr>
+          <w:vertAlign w:val="superscript"/>
+        </w:rPr>
+        <w:t>μ</w:t>
+      </w:r>
+      <w:r>
+        <w:t xml:space="preserve"> and S⁻¹ = p̸ − m. The right side is (p̸ + q̸ − m) − (p̸ − m) = q̸ = q</w:t>
+      </w:r>
+      <w:r>
+        <w:rPr>
+          <w:vertAlign w:val="subscript"/>
+        </w:rPr>
+        <w:t>μ</w:t>
+      </w:r>
+      <w:r>
+        <w:t>γ</w:t>
+      </w:r>
+      <w:r>
+        <w:rPr>
+          <w:vertAlign w:val="superscript"/>
+        </w:rPr>
+        <w:t>μ</w:t>
+      </w:r>
+      <w:r>
+        <w:t>, which is the left side. At one loop the identity relates the vertex correction to the self-energy. The derivation needed only the change of variables and the full integral, so every diagram generated by the integral is included. Omitting one of them breaks the identity. That is the path-integral reason Lesson 72 needed both Compton diagrams.</w:t>
       </w:r>
     </w:p>
     <w:p>
@@ -2319,12 +2586,48 @@
     </w:p>
     <w:p>
       <w:r>
-        <w:t>Take Z = ∫dx e^{−x²/2}/√(2π) = 1, and substitute x = y + gy². Show that the Jacobian is needed at order g².</w:t>
+        <w:t>Take Z = ∫dx e</w:t>
+      </w:r>
+      <w:r>
+        <w:rPr>
+          <w:vertAlign w:val="superscript"/>
+        </w:rPr>
+        <w:t>−x²/2</w:t>
+      </w:r>
+      <w:r>
+        <w:t>/√(2π) = 1, and substitute x = y + gy². Show that the Jacobian is needed at order g².</w:t>
       </w:r>
     </w:p>
     <w:p>
       <w:r>
-        <w:t>The weight becomes e^{−(y + gy²)²/2} = e^{−y²/2}e^{−gy³ − g²y⁴/2}. Without the Jacobian, expand to order g² and use ⟨y⁴⟩ = 3, ⟨y⁶⟩ = 15: ⟨1 − gy³ − g²y⁴/2 + g²y⁶/2⟩ = 1 − 3g²/2 + 15g²/2 = 1 + 6g². That is wrong. The Jacobian dx/dy = 1 + 2gy adds 2gy × (−gy³), which averages to −2g² × 3 = −6g². The total is 1, as it must be. The Jacobian, written as exp[log(1 + 2gy)], behaves exactly like an extra interaction 2gy − 2g²y² + ⋯ in the action. In field theory, a local redefinition φ = φ′ + gφ′² has Jacobian exp[δ⁴(0)∫log(1 + 2gφ′)], with δ⁴(0) the number of modes per unit volume. Dimensional regularization sets δ⁴(0) = 0, so in that scheme local field redefinitions change no physical result.</w:t>
+        <w:t>The weight becomes e</w:t>
+      </w:r>
+      <w:r>
+        <w:rPr>
+          <w:vertAlign w:val="superscript"/>
+        </w:rPr>
+        <w:t>−(y + gy²)²/2</w:t>
+      </w:r>
+      <w:r>
+        <w:t xml:space="preserve"> = e</w:t>
+      </w:r>
+      <w:r>
+        <w:rPr>
+          <w:vertAlign w:val="superscript"/>
+        </w:rPr>
+        <w:t>−y²/2</w:t>
+      </w:r>
+      <w:r>
+        <w:t>e</w:t>
+      </w:r>
+      <w:r>
+        <w:rPr>
+          <w:vertAlign w:val="superscript"/>
+        </w:rPr>
+        <w:t>−gy³ − g²y⁴/2</w:t>
+      </w:r>
+      <w:r>
+        <w:t>. Without the Jacobian, expand to order g² and use ⟨y⁴⟩ = 3, ⟨y⁶⟩ = 15: ⟨1 − gy³ − g²y⁴/2 + g²y⁶/2⟩ = 1 − 3g²/2 + 15g²/2 = 1 + 6g². That is wrong. The Jacobian dx/dy = 1 + 2gy adds 2gy × (−gy³), which averages to −2g² × 3 = −6g². The total is 1, as it must be. The Jacobian, written as exp[log(1 + 2gy)], behaves exactly like an extra interaction 2gy − 2g²y² + ⋯ in the action. In field theory, a local redefinition φ = φ′ + gφ′² has Jacobian exp[δ⁴(0)∫log(1 + 2gφ′)], with δ⁴(0) the number of modes per unit volume. Dimensional regularization sets δ⁴(0) = 0, so in that scheme local field redefinitions change no physical result.</w:t>
       </w:r>
     </w:p>
     <w:p>
@@ -2337,7 +2640,43 @@
     </w:p>
     <w:p>
       <w:r>
-        <w:t>The massless Dirac Lagrangian is also invariant under the chiral rotation ψ → e^{iβγ⁵}ψ, ψ̄ → ψ̄e^{iβγ⁵}. Classically the axial current J^{μ5} = ψ̄γ^μγ⁵ψ is conserved. Here ψ and ψ̄ rotate by the same phase, not opposite phases, and the Jacobian of the measure is not 1. Fujikawa showed in 1979 that, once it is regularized in a gauge-invariant way, the Jacobian is</w:t>
+        <w:t>The massless Dirac Lagrangian is also invariant under the chiral rotation ψ → e</w:t>
+      </w:r>
+      <w:r>
+        <w:rPr>
+          <w:vertAlign w:val="superscript"/>
+        </w:rPr>
+        <w:t>iβγ⁵</w:t>
+      </w:r>
+      <w:r>
+        <w:t>ψ, ψ̄ → ψ̄e</w:t>
+      </w:r>
+      <w:r>
+        <w:rPr>
+          <w:vertAlign w:val="superscript"/>
+        </w:rPr>
+        <w:t>iβγ⁵</w:t>
+      </w:r>
+      <w:r>
+        <w:t>. Classically the axial current J</w:t>
+      </w:r>
+      <w:r>
+        <w:rPr>
+          <w:vertAlign w:val="superscript"/>
+        </w:rPr>
+        <w:t>μ5</w:t>
+      </w:r>
+      <w:r>
+        <w:t xml:space="preserve"> = ψ̄γ</w:t>
+      </w:r>
+      <w:r>
+        <w:rPr>
+          <w:vertAlign w:val="superscript"/>
+        </w:rPr>
+        <w:t>μ</w:t>
+      </w:r>
+      <w:r>
+        <w:t>γ⁵ψ is conserved. Here ψ and ψ̄ rotate by the same phase, not opposite phases, and the Jacobian of the measure is not 1. Fujikawa showed in 1979 that, once it is regularized in a gauge-invariant way, the Jacobian is</w:t>
       </w:r>
     </w:p>
     <w:p>
@@ -2502,7 +2841,25 @@
     </w:p>
     <w:p>
       <w:r>
-        <w:t>The rotation changes the massless action by δS = ∫β∂_μJ^{μ5}. The Jacobian adds to it, and Section 3.2's argument gives, instead of a conservation law,</w:t>
+        <w:t>The rotation changes the massless action by δS = ∫β∂</w:t>
+      </w:r>
+      <w:r>
+        <w:rPr>
+          <w:vertAlign w:val="subscript"/>
+        </w:rPr>
+        <w:t>μ</w:t>
+      </w:r>
+      <w:r>
+        <w:t>J</w:t>
+      </w:r>
+      <w:r>
+        <w:rPr>
+          <w:vertAlign w:val="superscript"/>
+        </w:rPr>
+        <w:t>μ5</w:t>
+      </w:r>
+      <w:r>
+        <w:t>. The Jacobian adds to it, and Section 3.2's argument gives, instead of a conservation law,</w:t>
       </w:r>
     </w:p>
     <w:p>
@@ -2625,7 +2982,16 @@
     </w:p>
     <w:p>
       <w:r>
-        <w:t>with the overall sign depending on the convention for ε^{0123}. The Jacobian and the anomaly are the same term. This is the Adler–Bell–Jackiw anomaly. A classical symmetry fails in the quantum theory, and the failure comes entirely from the measure. It is exact at one loop, with no higher-order corrections, which is the Adler–Bardeen theorem. A regulator that preserved the axial symmetry would break gauge invariance, and the choice is forced: gauge invariance must win.</w:t>
+        <w:t>with the overall sign depending on the convention for ε</w:t>
+      </w:r>
+      <w:r>
+        <w:rPr>
+          <w:vertAlign w:val="superscript"/>
+        </w:rPr>
+        <w:t>0123</w:t>
+      </w:r>
+      <w:r>
+        <w:t>. The Jacobian and the anomaly are the same term. This is the Adler–Bell–Jackiw anomaly. A classical symmetry fails in the quantum theory, and the failure comes entirely from the measure. It is exact at one loop, with no higher-order corrections, which is the Adler–Bardeen theorem. A regulator that preserved the axial symmetry would break gauge invariance, and the choice is forced: gauge invariance must win.</w:t>
       </w:r>
     </w:p>
     <w:p>
@@ -2639,12 +3005,111 @@
     </w:p>
     <w:p>
       <w:r>
-        <w:t>The anomaly predicts the rate for π⁰ → γγ. With N_c = 3 quark colors and quark charges 2/3 and −1/3, the amplitude is fixed and the rate is Γ = α²m_π³/(64π³f_π²). Evaluate it.</w:t>
+        <w:t>The anomaly predicts the rate for π⁰ → γγ. With N</w:t>
+      </w:r>
+      <w:r>
+        <w:rPr>
+          <w:vertAlign w:val="subscript"/>
+        </w:rPr>
+        <w:t>c</w:t>
+      </w:r>
+      <w:r>
+        <w:t xml:space="preserve"> = 3 quark colors and quark charges 2/3 and −1/3, the amplitude is fixed and the rate is Γ = α²m</w:t>
+      </w:r>
+      <w:r>
+        <w:rPr>
+          <w:vertAlign w:val="subscript"/>
+        </w:rPr>
+        <w:t>π</w:t>
+      </w:r>
+      <w:r>
+        <w:t>³/(64π³f</w:t>
+      </w:r>
+      <w:r>
+        <w:rPr>
+          <w:vertAlign w:val="subscript"/>
+        </w:rPr>
+        <w:t>π</w:t>
+      </w:r>
+      <w:r>
+        <w:t>²). Evaluate it.</w:t>
       </w:r>
     </w:p>
     <w:p>
       <w:r>
-        <w:t>With α = 1/137.036, m_π = 134.977 MeV, and f_π = 92.1 MeV: α² = 5.325×10⁻⁵ and m_π³ = 2.459×10⁶ MeV³, so α²m_π³ = 130.9 MeV³. Dividing by 64π³ = 1984.4 gives 0.06598 MeV³. Dividing by f_π² = 8482 MeV² gives 7.78×10⁻⁶ MeV, or 7.8 eV. The PrimEx-II experiment measured 7.80 ± 0.12 eV. The prediction has no free parameter. The color factor enters as N_c(Q_u² − Q_d²) = 3(4/9 − 1/9) = 1. Without color the rate would be nine times smaller, so this decay was early evidence for three colors. A Jacobian, invisible in any single Feynman diagram's integrand, sets the lifetime of a particle at 8.5×10⁻¹⁷ s.</w:t>
+        <w:t>With α = 1/137.036, m</w:t>
+      </w:r>
+      <w:r>
+        <w:rPr>
+          <w:vertAlign w:val="subscript"/>
+        </w:rPr>
+        <w:t>π</w:t>
+      </w:r>
+      <w:r>
+        <w:t xml:space="preserve"> = 134.977 MeV, and f</w:t>
+      </w:r>
+      <w:r>
+        <w:rPr>
+          <w:vertAlign w:val="subscript"/>
+        </w:rPr>
+        <w:t>π</w:t>
+      </w:r>
+      <w:r>
+        <w:t xml:space="preserve"> = 92.1 MeV: α² = 5.325×10⁻⁵ and m</w:t>
+      </w:r>
+      <w:r>
+        <w:rPr>
+          <w:vertAlign w:val="subscript"/>
+        </w:rPr>
+        <w:t>π</w:t>
+      </w:r>
+      <w:r>
+        <w:t>³ = 2.459×10⁶ MeV³, so α²m</w:t>
+      </w:r>
+      <w:r>
+        <w:rPr>
+          <w:vertAlign w:val="subscript"/>
+        </w:rPr>
+        <w:t>π</w:t>
+      </w:r>
+      <w:r>
+        <w:t>³ = 130.9 MeV³. Dividing by 64π³ = 1984.4 gives 0.06598 MeV³. Dividing by f</w:t>
+      </w:r>
+      <w:r>
+        <w:rPr>
+          <w:vertAlign w:val="subscript"/>
+        </w:rPr>
+        <w:t>π</w:t>
+      </w:r>
+      <w:r>
+        <w:t>² = 8482 MeV² gives 7.78×10⁻⁶ MeV, or 7.8 eV. The PrimEx-II experiment measured 7.80 ± 0.12 eV. The prediction has no free parameter. The color factor enters as N</w:t>
+      </w:r>
+      <w:r>
+        <w:rPr>
+          <w:vertAlign w:val="subscript"/>
+        </w:rPr>
+        <w:t>c</w:t>
+      </w:r>
+      <w:r>
+        <w:t>(Q</w:t>
+      </w:r>
+      <w:r>
+        <w:rPr>
+          <w:vertAlign w:val="subscript"/>
+        </w:rPr>
+        <w:t>u</w:t>
+      </w:r>
+      <w:r>
+        <w:t>² − Q</w:t>
+      </w:r>
+      <w:r>
+        <w:rPr>
+          <w:vertAlign w:val="subscript"/>
+        </w:rPr>
+        <w:t>d</w:t>
+      </w:r>
+      <w:r>
+        <w:t>²) = 3(4/9 − 1/9) = 1. Without color the rate would be nine times smaller, so this decay was early evidence for three colors. A Jacobian, invisible in any single Feynman diagram's integrand, sets the lifetime of a particle at 8.5×10⁻¹⁷ s.</w:t>
       </w:r>
     </w:p>
     <w:p>
@@ -2679,12 +3144,99 @@
     </w:p>
     <w:p>
       <w:r>
-        <w:t>Let Z = ∫d²v e^{−S(|v|)}, which is invariant under rotations v → v^θ. Fix the "gauge" v_y = 0, and find what replaces the lost integral.</w:t>
+        <w:t>Let Z = ∫d²v e</w:t>
+      </w:r>
+      <w:r>
+        <w:rPr>
+          <w:vertAlign w:val="superscript"/>
+        </w:rPr>
+        <w:t>−S(|v|)</w:t>
+      </w:r>
+      <w:r>
+        <w:t>, which is invariant under rotations v → v</w:t>
+      </w:r>
+      <w:r>
+        <w:rPr>
+          <w:vertAlign w:val="superscript"/>
+        </w:rPr>
+        <w:t>θ</w:t>
+      </w:r>
+      <w:r>
+        <w:t>. Fix the "gauge" v</w:t>
+      </w:r>
+      <w:r>
+        <w:rPr>
+          <w:vertAlign w:val="subscript"/>
+        </w:rPr>
+        <w:t>y</w:t>
+      </w:r>
+      <w:r>
+        <w:t xml:space="preserve"> = 0, and find what replaces the lost integral.</w:t>
       </w:r>
     </w:p>
     <w:p>
       <w:r>
-        <w:t>Insert 1 in the form 1 = ½∫dθ δ(G(v^θ))|∂G(v^θ)/∂θ|, with G(v) = v_y. The factor ½ is there because sin(φ + θ) = 0 has two solutions in a full turn, a toy version of Gribov copies. At those solutions |∂G/∂θ| = |v| = r. So Z = ½∫dθ∫d²v δ(v_y^θ) r e^{−S}. Change variables v → v^{−θ}. The measure and S are invariant, so the θ integral factors out as 2π, the volume of the "gauge group":</w:t>
+        <w:t>Insert 1 in the form 1 = ½∫dθ δ(G(v</w:t>
+      </w:r>
+      <w:r>
+        <w:rPr>
+          <w:vertAlign w:val="superscript"/>
+        </w:rPr>
+        <w:t>θ</w:t>
+      </w:r>
+      <w:r>
+        <w:t>))|∂G(v</w:t>
+      </w:r>
+      <w:r>
+        <w:rPr>
+          <w:vertAlign w:val="superscript"/>
+        </w:rPr>
+        <w:t>θ</w:t>
+      </w:r>
+      <w:r>
+        <w:t>)/∂θ|, with G(v) = v</w:t>
+      </w:r>
+      <w:r>
+        <w:rPr>
+          <w:vertAlign w:val="subscript"/>
+        </w:rPr>
+        <w:t>y</w:t>
+      </w:r>
+      <w:r>
+        <w:t>. The factor ½ is there because sin(φ + θ) = 0 has two solutions in a full turn, a toy version of Gribov copies. At those solutions |∂G/∂θ| = |v| = r. So Z = ½∫dθ∫d²v δ(v</w:t>
+      </w:r>
+      <w:r>
+        <w:rPr>
+          <w:vertAlign w:val="subscript"/>
+        </w:rPr>
+        <w:t>y</w:t>
+      </w:r>
+      <w:r>
+        <w:rPr>
+          <w:vertAlign w:val="superscript"/>
+        </w:rPr>
+        <w:t>θ</w:t>
+      </w:r>
+      <w:r>
+        <w:t>) r e</w:t>
+      </w:r>
+      <w:r>
+        <w:rPr>
+          <w:vertAlign w:val="superscript"/>
+        </w:rPr>
+        <w:t>−S</w:t>
+      </w:r>
+      <w:r>
+        <w:t>. Change variables v → v</w:t>
+      </w:r>
+      <w:r>
+        <w:rPr>
+          <w:vertAlign w:val="superscript"/>
+        </w:rPr>
+        <w:t>−θ</w:t>
+      </w:r>
+      <w:r>
+        <w:t>. The measure and S are invariant, so the θ integral factors out as 2π, the volume of the "gauge group":</w:t>
       </w:r>
     </w:p>
     <w:p>
@@ -2912,7 +3464,16 @@
     </w:p>
     <w:p>
       <w:r>
-        <w:t>This is the correct result in polar coordinates. The factor |v_x| is the Faddeev–Popov determinant, the Jacobian between the gauge-fixed slice and the full space. Dropping it would give the wrong measure on the slice.</w:t>
+        <w:t>This is the correct result in polar coordinates. The factor |v</w:t>
+      </w:r>
+      <w:r>
+        <w:rPr>
+          <w:vertAlign w:val="subscript"/>
+        </w:rPr>
+        <w:t>x</w:t>
+      </w:r>
+      <w:r>
+        <w:t>| is the Faddeev–Popov determinant, the Jacobian between the gauge-fixed slice and the full space. Dropping it would give the wrong measure on the slice.</w:t>
       </w:r>
     </w:p>
     <w:p>
@@ -3044,7 +3605,25 @@
     </w:p>
     <w:p>
       <w:r>
-        <w:t>with A^α = A + ∂α and G[A] = ∂·A − ω(x) for a fixed function ω. Then δG/δα = ∂², which does not depend on A. In QED the determinant is a constant and cancels in every normalized correlator. Change variables A → A^{−α} in the rest of the integral. The action, the measure, and gauge-invariant insertions do not change, so ∫Dα factors out as the infinite volume of the gauge group, which also cancels. What remains is the integral with δ(∂·A − ω) imposed. The result does not depend on ω, so average over it with the Gaussian weight exp[−(i/2ξ)∫ω²]. The delta function sets ω = ∂·A, leaving</w:t>
+        <w:t>with A</w:t>
+      </w:r>
+      <w:r>
+        <w:rPr>
+          <w:vertAlign w:val="superscript"/>
+        </w:rPr>
+        <w:t>α</w:t>
+      </w:r>
+      <w:r>
+        <w:t xml:space="preserve"> = A + ∂α and G[A] = ∂·A − ω(x) for a fixed function ω. Then δG/δα = ∂², which does not depend on A. In QED the determinant is a constant and cancels in every normalized correlator. Change variables A → A</w:t>
+      </w:r>
+      <w:r>
+        <w:rPr>
+          <w:vertAlign w:val="superscript"/>
+        </w:rPr>
+        <w:t>−α</w:t>
+      </w:r>
+      <w:r>
+        <w:t xml:space="preserve"> in the rest of the integral. The action, the measure, and gauge-invariant insertions do not change, so ∫Dα factors out as the infinite volume of the gauge group, which also cancels. What remains is the integral with δ(∂·A − ω) imposed. The result does not depend on ω, so average over it with the Gaussian weight exp[−(i/2ξ)∫ω²]. The delta function sets ω = ∂·A, leaving</w:t>
       </w:r>
     </w:p>
     <w:p>
@@ -3115,7 +3694,16 @@
     </w:p>
     <w:p>
       <w:r>
-        <w:t>which is Lesson 71's gauge-fixing term. It is now derived, along with the reason physical results do not depend on ξ: ξ is the width of a Gaussian average over gauge conditions, each of which gives the same answer for gauge-invariant quantities. In a non-abelian theory, A^α depends on A through the commutator, so δG/δα depends on A. The determinant is then written as an integral over anticommuting ghost fields, which interact with the gauge field. QED's ghosts are free, decouple, and can be ignored.</w:t>
+        <w:t>which is Lesson 71's gauge-fixing term. It is now derived, along with the reason physical results do not depend on ξ: ξ is the width of a Gaussian average over gauge conditions, each of which gives the same answer for gauge-invariant quantities. In a non-abelian theory, A</w:t>
+      </w:r>
+      <w:r>
+        <w:rPr>
+          <w:vertAlign w:val="superscript"/>
+        </w:rPr>
+        <w:t>α</w:t>
+      </w:r>
+      <w:r>
+        <w:t xml:space="preserve"> depends on A through the commutator, so δG/δα depends on A. The determinant is then written as an integral over anticommuting ghost fields, which interact with the gauge field. QED's ghosts are free, decouple, and can be ignored.</w:t>
       </w:r>
     </w:p>
     <w:p>
@@ -3212,7 +3800,16 @@
           </w:tcPr>
           <w:p>
             <w:r>
-              <w:t>⟨δS/δφ⟩_J = −J</w:t>
+              <w:t>⟨δS/δφ⟩</w:t>
+            </w:r>
+            <w:r>
+              <w:rPr>
+                <w:vertAlign w:val="subscript"/>
+              </w:rPr>
+              <w:t>J</w:t>
+            </w:r>
+            <w:r>
+              <w:t xml:space="preserve"> = −J</w:t>
             </w:r>
           </w:p>
         </w:tc>
@@ -3397,7 +3994,16 @@
           </w:tcPr>
           <w:p>
             <w:r>
-              <w:t>Faddeev–Popov, ℒ_gf derived</w:t>
+              <w:t>Faddeev–Popov, ℒ</w:t>
+            </w:r>
+            <w:r>
+              <w:rPr>
+                <w:vertAlign w:val="subscript"/>
+              </w:rPr>
+              <w:t>gf</w:t>
+            </w:r>
+            <w:r>
+              <w:t xml:space="preserve"> derived</w:t>
             </w:r>
           </w:p>
         </w:tc>
@@ -3450,7 +4056,16 @@
         </w:numPr>
       </w:pPr>
       <w:r>
-        <w:t>Shifts give the Schwinger–Dyson equations: ⟨δS/δφ⟩_J = −J, with a contact term iδ⁴ whenever the point coincides with an inserted field.</w:t>
+        <w:t>Shifts give the Schwinger–Dyson equations: ⟨δS/δφ⟩</w:t>
+      </w:r>
+      <w:r>
+        <w:rPr>
+          <w:vertAlign w:val="subscript"/>
+        </w:rPr>
+        <w:t>J</w:t>
+      </w:r>
+      <w:r>
+        <w:t xml:space="preserve"> = −J, with a contact term iδ⁴ whenever the point coincides with an inserted field.</w:t>
       </w:r>
     </w:p>
     <w:p>
@@ -3474,7 +4089,25 @@
         </w:numPr>
       </w:pPr>
       <w:r>
-        <w:t>A local phase rotation of ψ, with A fixed, gives δS = ∫α∂·J and the position-space Ward–Takahashi identity, which becomes q_μΓ^μ = S′⁻¹(p + q) − S′⁻¹(p).</w:t>
+        <w:t>A local phase rotation of ψ, with A fixed, gives δS = ∫α∂·J and the position-space Ward–Takahashi identity, which becomes q</w:t>
+      </w:r>
+      <w:r>
+        <w:rPr>
+          <w:vertAlign w:val="subscript"/>
+        </w:rPr>
+        <w:t>μ</w:t>
+      </w:r>
+      <w:r>
+        <w:t>Γ</w:t>
+      </w:r>
+      <w:r>
+        <w:rPr>
+          <w:vertAlign w:val="superscript"/>
+        </w:rPr>
+        <w:t>μ</w:t>
+      </w:r>
+      <w:r>
+        <w:t xml:space="preserve"> = S′⁻¹(p + q) − S′⁻¹(p).</w:t>
       </w:r>
     </w:p>
     <w:p>
@@ -3611,7 +4244,13 @@
           </w:tcPr>
           <w:p>
             <w:r>
-              <w:t>Derive ∫dx f′(x) = 0 from the invariance of ∫dx f(x) under x → x + ε, and state the conditions needed.</w:t>
+              <w:rPr>
+                <w:b/>
+              </w:rPr>
+              <w:t>Extension.</w:t>
+            </w:r>
+            <w:r>
+              <w:t xml:space="preserve"> Derive ∫dx f′(x) = 0 from the invariance of ∫dx f(x) under x → x + ε, and state the conditions needed.</w:t>
             </w:r>
           </w:p>
         </w:tc>
@@ -3649,7 +4288,22 @@
           </w:tcPr>
           <w:p>
             <w:r>
-              <w:t>Derive ⟨δS/δφ(x)⟩_J = −J(x) from Section 1 with F = 1.</w:t>
+              <w:rPr>
+                <w:b/>
+              </w:rPr>
+              <w:t>Extension.</w:t>
+            </w:r>
+            <w:r>
+              <w:t xml:space="preserve"> Derive ⟨δS/δφ(x)⟩</w:t>
+            </w:r>
+            <w:r>
+              <w:rPr>
+                <w:vertAlign w:val="subscript"/>
+              </w:rPr>
+              <w:t>J</w:t>
+            </w:r>
+            <w:r>
+              <w:t xml:space="preserve"> = −J(x) from Section 1 with F = 1.</w:t>
             </w:r>
           </w:p>
         </w:tc>
@@ -3685,7 +4339,22 @@
           </w:tcPr>
           <w:p>
             <w:r>
-              <w:t>Show that Z₀[J] = Z₀[0]exp(−½∫JD_FJ) satisfies [K(−iδ/δJ) + J]Z₀ = 0.</w:t>
+              <w:rPr>
+                <w:b/>
+              </w:rPr>
+              <w:t>Core.</w:t>
+            </w:r>
+            <w:r>
+              <w:t xml:space="preserve"> Show that Z₀[J] = Z₀[0]exp(−½∫JD</w:t>
+            </w:r>
+            <w:r>
+              <w:rPr>
+                <w:vertAlign w:val="subscript"/>
+              </w:rPr>
+              <w:t>FJ</w:t>
+            </w:r>
+            <w:r>
+              <w:t>) satisfies [K(−iδ/δJ) + J]Z₀ = 0.</w:t>
             </w:r>
           </w:p>
         </w:tc>
@@ -3723,7 +4392,13 @@
           </w:tcPr>
           <w:p>
             <w:r>
-              <w:t>Derive the contact term in ⟨(δS/δφ(x))φ(y)⟩ = iδ⁴(x − y).</w:t>
+              <w:rPr>
+                <w:b/>
+              </w:rPr>
+              <w:t>Extension.</w:t>
+            </w:r>
+            <w:r>
+              <w:t xml:space="preserve"> Derive the contact term in ⟨(δS/δφ(x))φ(y)⟩ = iδ⁴(x − y).</w:t>
             </w:r>
           </w:p>
         </w:tc>
@@ -3759,7 +4434,13 @@
           </w:tcPr>
           <w:p>
             <w:r>
-              <w:t>Using the zero-dimensional recursion with n = 5, find ⟨x⁶⟩ to first order in λ.</w:t>
+              <w:rPr>
+                <w:b/>
+              </w:rPr>
+              <w:t>Core.</w:t>
+            </w:r>
+            <w:r>
+              <w:t xml:space="preserve"> Using the zero-dimensional recursion with n = 5, find ⟨x⁶⟩ to first order in λ.</w:t>
             </w:r>
           </w:p>
         </w:tc>
@@ -3797,7 +4478,13 @@
           </w:tcPr>
           <w:p>
             <w:r>
-              <w:t>Write the Schwinger–Dyson equation for the electron two-point function and identify the term that becomes the self-energy.</w:t>
+              <w:rPr>
+                <w:b/>
+              </w:rPr>
+              <w:t>Extension.</w:t>
+            </w:r>
+            <w:r>
+              <w:t xml:space="preserve"> Write the Schwinger–Dyson equation for the electron two-point function and identify the term that becomes the self-energy.</w:t>
             </w:r>
           </w:p>
         </w:tc>
@@ -3833,7 +4520,49 @@
           </w:tcPr>
           <w:p>
             <w:r>
-              <w:t>Compute the change of ψ̄iγ^μ∂_μψ under ψ → e^{iα(x)}ψ, ψ̄ → e^{−iα(x)}ψ̄.</w:t>
+              <w:rPr>
+                <w:b/>
+              </w:rPr>
+              <w:t>Core.</w:t>
+            </w:r>
+            <w:r>
+              <w:t xml:space="preserve"> Compute the change of ψ̄iγ</w:t>
+            </w:r>
+            <w:r>
+              <w:rPr>
+                <w:vertAlign w:val="superscript"/>
+              </w:rPr>
+              <w:t>μ</w:t>
+            </w:r>
+            <w:r>
+              <w:t>∂</w:t>
+            </w:r>
+            <w:r>
+              <w:rPr>
+                <w:vertAlign w:val="subscript"/>
+              </w:rPr>
+              <w:t>μ</w:t>
+            </w:r>
+            <w:r>
+              <w:t>ψ under ψ → e</w:t>
+            </w:r>
+            <w:r>
+              <w:rPr>
+                <w:vertAlign w:val="superscript"/>
+              </w:rPr>
+              <w:t>iα(x)</w:t>
+            </w:r>
+            <w:r>
+              <w:t>ψ, ψ̄ → e</w:t>
+            </w:r>
+            <w:r>
+              <w:rPr>
+                <w:vertAlign w:val="superscript"/>
+              </w:rPr>
+              <w:t>−iα(x)</w:t>
+            </w:r>
+            <w:r>
+              <w:t>ψ̄.</w:t>
             </w:r>
           </w:p>
         </w:tc>
@@ -3871,7 +4600,13 @@
           </w:tcPr>
           <w:p>
             <w:r>
-              <w:t>Why does the interaction term eψ̄A̸ψ not contribute to δS in Section 3.1?</w:t>
+              <w:rPr>
+                <w:b/>
+              </w:rPr>
+              <w:t>Core.</w:t>
+            </w:r>
+            <w:r>
+              <w:t xml:space="preserve"> Why does the interaction term eψ̄A̸ψ not contribute to δS in Section 3.1?</w:t>
             </w:r>
           </w:p>
         </w:tc>
@@ -3907,7 +4642,13 @@
           </w:tcPr>
           <w:p>
             <w:r>
-              <w:t>Show that integrating Section 3.2's identity over all z gives zero, and interpret the result.</w:t>
+              <w:rPr>
+                <w:b/>
+              </w:rPr>
+              <w:t>Extension.</w:t>
+            </w:r>
+            <w:r>
+              <w:t xml:space="preserve"> Show that integrating Section 3.2's identity over all z gives zero, and interpret the result.</w:t>
             </w:r>
           </w:p>
         </w:tc>
@@ -3945,7 +4686,13 @@
           </w:tcPr>
           <w:p>
             <w:r>
-              <w:t>Verify the momentum-space Ward–Takahashi identity at tree level.</w:t>
+              <w:rPr>
+                <w:b/>
+              </w:rPr>
+              <w:t>Core.</w:t>
+            </w:r>
+            <w:r>
+              <w:t xml:space="preserve"> Verify the momentum-space Ward–Takahashi identity at tree level.</w:t>
             </w:r>
           </w:p>
         </w:tc>
@@ -3981,7 +4728,13 @@
           </w:tcPr>
           <w:p>
             <w:r>
-              <w:t>In Worked example 4, compute the order-g² change in Z without the Jacobian, and show that the Jacobian cancels it.</w:t>
+              <w:rPr>
+                <w:b/>
+              </w:rPr>
+              <w:t>Core.</w:t>
+            </w:r>
+            <w:r>
+              <w:t xml:space="preserve"> In Worked example 4, compute the order-g² change in Z without the Jacobian, and show that the Jacobian cancels it.</w:t>
             </w:r>
           </w:p>
         </w:tc>
@@ -4019,7 +4772,13 @@
           </w:tcPr>
           <w:p>
             <w:r>
-              <w:t>Why do ψ and ψ̄ rotating by the same phase under a chiral rotation make a nontrivial Jacobian possible, while opposite phases do not?</w:t>
+              <w:rPr>
+                <w:b/>
+              </w:rPr>
+              <w:t>Extension.</w:t>
+            </w:r>
+            <w:r>
+              <w:t xml:space="preserve"> Why do ψ and ψ̄ rotating by the same phase under a chiral rotation make a nontrivial Jacobian possible, while opposite phases do not?</w:t>
             </w:r>
           </w:p>
         </w:tc>
@@ -4055,7 +4814,22 @@
           </w:tcPr>
           <w:p>
             <w:r>
-              <w:t>Recompute the π⁰ width with f_π = 92.1 MeV and convert it to a lifetime, using ℏ = 6.582×10⁻²² MeV s.</w:t>
+              <w:rPr>
+                <w:b/>
+              </w:rPr>
+              <w:t>Core.</w:t>
+            </w:r>
+            <w:r>
+              <w:t xml:space="preserve"> Recompute the π⁰ width with f</w:t>
+            </w:r>
+            <w:r>
+              <w:rPr>
+                <w:vertAlign w:val="subscript"/>
+              </w:rPr>
+              <w:t>π</w:t>
+            </w:r>
+            <w:r>
+              <w:t xml:space="preserve"> = 92.1 MeV and convert it to a lifetime, using ℏ = 6.582×10⁻²² MeV s.</w:t>
             </w:r>
           </w:p>
         </w:tc>
@@ -4093,7 +4867,22 @@
           </w:tcPr>
           <w:p>
             <w:r>
-              <w:t>In Worked example 6, show that |∂G(v^θ)/∂θ| = r at each zero, and explain the factor ½.</w:t>
+              <w:rPr>
+                <w:b/>
+              </w:rPr>
+              <w:t>Extension.</w:t>
+            </w:r>
+            <w:r>
+              <w:t xml:space="preserve"> In Worked example 6, show that |∂G(v</w:t>
+            </w:r>
+            <w:r>
+              <w:rPr>
+                <w:vertAlign w:val="superscript"/>
+              </w:rPr>
+              <w:t>θ</w:t>
+            </w:r>
+            <w:r>
+              <w:t>)/∂θ| = r at each zero, and explain the factor ½.</w:t>
             </w:r>
           </w:p>
         </w:tc>
@@ -4129,7 +4918,22 @@
           </w:tcPr>
           <w:p>
             <w:r>
-              <w:t>Show that for G = ∂·A − ω, δG[A^α]/δα = ∂², and explain why this makes the QED ghosts free.</w:t>
+              <w:rPr>
+                <w:b/>
+              </w:rPr>
+              <w:t>Core.</w:t>
+            </w:r>
+            <w:r>
+              <w:t xml:space="preserve"> Show that for G = ∂·A − ω, δG[A</w:t>
+            </w:r>
+            <w:r>
+              <w:rPr>
+                <w:vertAlign w:val="superscript"/>
+              </w:rPr>
+              <w:t>α</w:t>
+            </w:r>
+            <w:r>
+              <w:t>]/δα = ∂², and explain why this makes the QED ghosts free.</w:t>
             </w:r>
           </w:p>
         </w:tc>
@@ -4167,7 +4971,22 @@
           </w:tcPr>
           <w:p>
             <w:r>
-              <w:t>Challenge: show that averaging δ(∂·A − ω) over ω with weight exp[−(i/2ξ)∫ω²] produces ℒ_gf = −(∂·A)²/2ξ, and that ξ → 0 gives Landau gauge, ∂·A = 0 exactly.</w:t>
+              <w:rPr>
+                <w:b/>
+              </w:rPr>
+              <w:t>Challenge.</w:t>
+            </w:r>
+            <w:r>
+              <w:t xml:space="preserve"> Show that averaging δ(∂·A − ω) over ω with weight exp[−(i/2ξ)∫ω²] produces ℒ</w:t>
+            </w:r>
+            <w:r>
+              <w:rPr>
+                <w:vertAlign w:val="subscript"/>
+              </w:rPr>
+              <w:t>gf</w:t>
+            </w:r>
+            <w:r>
+              <w:t xml:space="preserve"> = −(∂·A)²/2ξ, and that ξ → 0 gives Landau gauge, ∂·A = 0 exactly.</w:t>
             </w:r>
           </w:p>
         </w:tc>
@@ -4184,6 +5003,14 @@
     <w:p>
       <w:r>
         <w:rPr>
+          <w:i/>
+        </w:rPr>
+        <w:t>Attempt each exercise before reading its solution. If you are stuck, read only the first sentence of the solution, then try again.</w:t>
+      </w:r>
+    </w:p>
+    <w:p>
+      <w:r>
+        <w:rPr>
           <w:b/>
         </w:rPr>
         <w:t>1.</w:t>
@@ -4206,7 +5033,25 @@
         <w:t xml:space="preserve"> </w:t>
       </w:r>
       <w:r>
-        <w:t>With F = 1, the derivative of the exponent gives i(δS/δφ + J)e^{iS + iJφ}. Its integral vanishes, so dividing by iZ gives ⟨δS/δφ⟩_J + J = 0.</w:t>
+        <w:t>With F = 1, the derivative of the exponent gives i(δS/δφ + J)e</w:t>
+      </w:r>
+      <w:r>
+        <w:rPr>
+          <w:vertAlign w:val="superscript"/>
+        </w:rPr>
+        <w:t>iS + iJφ</w:t>
+      </w:r>
+      <w:r>
+        <w:t>. Its integral vanishes, so dividing by iZ gives ⟨δS/δφ⟩</w:t>
+      </w:r>
+      <w:r>
+        <w:rPr>
+          <w:vertAlign w:val="subscript"/>
+        </w:rPr>
+        <w:t>J</w:t>
+      </w:r>
+      <w:r>
+        <w:t xml:space="preserve"> + J = 0.</w:t>
       </w:r>
     </w:p>
     <w:p>
@@ -4220,7 +5065,25 @@
         <w:t xml:space="preserve"> </w:t>
       </w:r>
       <w:r>
-        <w:t>−iδ/δJ(x) on Z₀ gives i(D_FJ)(x)Z₀. K acting on this gives i·iJ Z₀ = −JZ₀, using KD_F = iδ⁴. Adding JZ₀ gives zero.</w:t>
+        <w:t>−iδ/δJ(x) on Z₀ gives i(D</w:t>
+      </w:r>
+      <w:r>
+        <w:rPr>
+          <w:vertAlign w:val="subscript"/>
+        </w:rPr>
+        <w:t>FJ</w:t>
+      </w:r>
+      <w:r>
+        <w:t>)(x)Z₀. K acting on this gives i·iJ Z₀ = −JZ₀, using KD</w:t>
+      </w:r>
+      <w:r>
+        <w:rPr>
+          <w:vertAlign w:val="subscript"/>
+        </w:rPr>
+        <w:t>F</w:t>
+      </w:r>
+      <w:r>
+        <w:t xml:space="preserve"> = iδ⁴. Adding JZ₀ gives zero.</w:t>
       </w:r>
     </w:p>
     <w:p>
@@ -4234,7 +5097,34 @@
         <w:t xml:space="preserve"> </w:t>
       </w:r>
       <w:r>
-        <w:t>δ/δφ(x)[φ(y)e^{iS}] = δ⁴(x − y)e^{iS} + iφ(y)(δS/δφ(x))e^{iS}. The integral of the sum is zero. Divide by iZ.</w:t>
+        <w:t>δ/δφ(x)[φ(y)e</w:t>
+      </w:r>
+      <w:r>
+        <w:rPr>
+          <w:vertAlign w:val="superscript"/>
+        </w:rPr>
+        <w:t>iS</w:t>
+      </w:r>
+      <w:r>
+        <w:t>] = δ⁴(x − y)e</w:t>
+      </w:r>
+      <w:r>
+        <w:rPr>
+          <w:vertAlign w:val="superscript"/>
+        </w:rPr>
+        <w:t>iS</w:t>
+      </w:r>
+      <w:r>
+        <w:t xml:space="preserve"> + iφ(y)(δS/δφ(x))e</w:t>
+      </w:r>
+      <w:r>
+        <w:rPr>
+          <w:vertAlign w:val="superscript"/>
+        </w:rPr>
+        <w:t>iS</w:t>
+      </w:r>
+      <w:r>
+        <w:t>. The integral of the sum is zero. Divide by iZ.</w:t>
       </w:r>
     </w:p>
     <w:p>
@@ -4276,7 +5166,97 @@
         <w:t xml:space="preserve"> </w:t>
       </w:r>
       <w:r>
-        <w:t>ψ̄e^{−iα}iγ^μ∂_μ(e^{iα}ψ) = ψ̄iγ^μ∂_μψ − (∂_μα)ψ̄γ^μψ. The change is −(∂_μα)J^μ.</w:t>
+        <w:t>ψ̄e</w:t>
+      </w:r>
+      <w:r>
+        <w:rPr>
+          <w:vertAlign w:val="superscript"/>
+        </w:rPr>
+        <w:t>−iα</w:t>
+      </w:r>
+      <w:r>
+        <w:t>iγ</w:t>
+      </w:r>
+      <w:r>
+        <w:rPr>
+          <w:vertAlign w:val="superscript"/>
+        </w:rPr>
+        <w:t>μ</w:t>
+      </w:r>
+      <w:r>
+        <w:t>∂</w:t>
+      </w:r>
+      <w:r>
+        <w:rPr>
+          <w:vertAlign w:val="subscript"/>
+        </w:rPr>
+        <w:t>μ</w:t>
+      </w:r>
+      <w:r>
+        <w:t>(e</w:t>
+      </w:r>
+      <w:r>
+        <w:rPr>
+          <w:vertAlign w:val="superscript"/>
+        </w:rPr>
+        <w:t>iα</w:t>
+      </w:r>
+      <w:r>
+        <w:t>ψ) = ψ̄iγ</w:t>
+      </w:r>
+      <w:r>
+        <w:rPr>
+          <w:vertAlign w:val="superscript"/>
+        </w:rPr>
+        <w:t>μ</w:t>
+      </w:r>
+      <w:r>
+        <w:t>∂</w:t>
+      </w:r>
+      <w:r>
+        <w:rPr>
+          <w:vertAlign w:val="subscript"/>
+        </w:rPr>
+        <w:t>μ</w:t>
+      </w:r>
+      <w:r>
+        <w:t>ψ − (∂</w:t>
+      </w:r>
+      <w:r>
+        <w:rPr>
+          <w:vertAlign w:val="subscript"/>
+        </w:rPr>
+        <w:t>μα</w:t>
+      </w:r>
+      <w:r>
+        <w:t>)ψ̄γ</w:t>
+      </w:r>
+      <w:r>
+        <w:rPr>
+          <w:vertAlign w:val="superscript"/>
+        </w:rPr>
+        <w:t>μ</w:t>
+      </w:r>
+      <w:r>
+        <w:t>ψ. The change is −(∂</w:t>
+      </w:r>
+      <w:r>
+        <w:rPr>
+          <w:vertAlign w:val="subscript"/>
+        </w:rPr>
+        <w:t>μα</w:t>
+      </w:r>
+      <w:r>
+        <w:t>)J</w:t>
+      </w:r>
+      <w:r>
+        <w:rPr>
+          <w:vertAlign w:val="superscript"/>
+        </w:rPr>
+        <w:t>μ</w:t>
+      </w:r>
+      <w:r>
+        <w:t>.</w:t>
       </w:r>
     </w:p>
     <w:p>
@@ -4290,7 +5270,25 @@
         <w:t xml:space="preserve"> </w:t>
       </w:r>
       <w:r>
-        <w:t>It contains ψ̄ψ with no derivative, and the phases e^{−iα} and e^{iα} cancel.</w:t>
+        <w:t>It contains ψ̄ψ with no derivative, and the phases e</w:t>
+      </w:r>
+      <w:r>
+        <w:rPr>
+          <w:vertAlign w:val="superscript"/>
+        </w:rPr>
+        <w:t>−iα</w:t>
+      </w:r>
+      <w:r>
+        <w:t xml:space="preserve"> and e</w:t>
+      </w:r>
+      <w:r>
+        <w:rPr>
+          <w:vertAlign w:val="superscript"/>
+        </w:rPr>
+        <w:t>iα</w:t>
+      </w:r>
+      <w:r>
+        <w:t xml:space="preserve"> cancel.</w:t>
       </w:r>
     </w:p>
     <w:p>
@@ -4318,7 +5316,43 @@
         <w:t xml:space="preserve"> </w:t>
       </w:r>
       <w:r>
-        <w:t>(p̸ + q̸ − m) − (p̸ − m) = q̸ = q_μγ^μ, and Γ^μ = γ^μ at tree level.</w:t>
+        <w:t>(p̸ + q̸ − m) − (p̸ − m) = q̸ = q</w:t>
+      </w:r>
+      <w:r>
+        <w:rPr>
+          <w:vertAlign w:val="subscript"/>
+        </w:rPr>
+        <w:t>μ</w:t>
+      </w:r>
+      <w:r>
+        <w:t>γ</w:t>
+      </w:r>
+      <w:r>
+        <w:rPr>
+          <w:vertAlign w:val="superscript"/>
+        </w:rPr>
+        <w:t>μ</w:t>
+      </w:r>
+      <w:r>
+        <w:t>, and Γ</w:t>
+      </w:r>
+      <w:r>
+        <w:rPr>
+          <w:vertAlign w:val="superscript"/>
+        </w:rPr>
+        <w:t>μ</w:t>
+      </w:r>
+      <w:r>
+        <w:t xml:space="preserve"> = γ</w:t>
+      </w:r>
+      <w:r>
+        <w:rPr>
+          <w:vertAlign w:val="superscript"/>
+        </w:rPr>
+        <w:t>μ</w:t>
+      </w:r>
+      <w:r>
+        <w:t xml:space="preserve"> at tree level.</w:t>
       </w:r>
     </w:p>
     <w:p>
@@ -4346,7 +5380,25 @@
         <w:t xml:space="preserve"> </w:t>
       </w:r>
       <w:r>
-        <w:t>With opposite phases, the Jacobians of ψ and ψ̄ cancel, because they are inverse matrices. With e^{iβγ⁵} on both, the two Jacobians are equal and their product is e^{−2iβ Tr γ⁵}. Tr γ⁵ = 0 is formally zero over spinors, but over infinitely many modes the product 0 × ∞ needs regularization. The gauge-invariant regulator leaves the εFF term.</w:t>
+        <w:t>With opposite phases, the Jacobians of ψ and ψ̄ cancel, because they are inverse matrices. With e</w:t>
+      </w:r>
+      <w:r>
+        <w:rPr>
+          <w:vertAlign w:val="superscript"/>
+        </w:rPr>
+        <w:t>iβγ⁵</w:t>
+      </w:r>
+      <w:r>
+        <w:t xml:space="preserve"> on both, the two Jacobians are equal and their product is e</w:t>
+      </w:r>
+      <w:r>
+        <w:rPr>
+          <w:vertAlign w:val="superscript"/>
+        </w:rPr>
+        <w:t>−2iβ Tr γ⁵</w:t>
+      </w:r>
+      <w:r>
+        <w:t>. Tr γ⁵ = 0 is formally zero over spinors, but over infinitely many modes the product 0 × ∞ needs regularization. The gauge-invariant regulator leaves the εFF term.</w:t>
       </w:r>
     </w:p>
     <w:p>
@@ -4374,7 +5426,22 @@
         <w:t xml:space="preserve"> </w:t>
       </w:r>
       <w:r>
-        <w:t>v_y^θ = r sin(φ + θ), with derivative r cos(φ + θ) = ±r at the zeros φ + θ = 0 and π. Since ∫dθ δ(G)|G′| counts the zeros, it equals 2, so 1 = ½∫dθ δ(G)|G′|.</w:t>
+        <w:t>v</w:t>
+      </w:r>
+      <w:r>
+        <w:rPr>
+          <w:vertAlign w:val="subscript"/>
+        </w:rPr>
+        <w:t>y</w:t>
+      </w:r>
+      <w:r>
+        <w:rPr>
+          <w:vertAlign w:val="superscript"/>
+        </w:rPr>
+        <w:t>θ</w:t>
+      </w:r>
+      <w:r>
+        <w:t xml:space="preserve"> = r sin(φ + θ), with derivative r cos(φ + θ) = ±r at the zeros φ + θ = 0 and π. Since ∫dθ δ(G)|G′| counts the zeros, it equals 2, so 1 = ½∫dθ δ(G)|G′|.</w:t>
       </w:r>
     </w:p>
     <w:p>
@@ -4402,7 +5469,25 @@
         <w:t xml:space="preserve"> </w:t>
       </w:r>
       <w:r>
-        <w:t>∫Dω exp[−(i/2ξ)∫ω²]δ(∂·A − ω) = exp[−(i/2ξ)∫(∂·A)²], which is i∫ℒ_gf with ℒ_gf = −(∂·A)²/2ξ. As ξ → 0 the Gaussian becomes a delta function, ω = 0, so ∂·A = 0 exactly.</w:t>
+        <w:t>∫Dω exp[−(i/2ξ)∫ω²]δ(∂·A − ω) = exp[−(i/2ξ)∫(∂·A)²], which is i∫ℒ</w:t>
+      </w:r>
+      <w:r>
+        <w:rPr>
+          <w:vertAlign w:val="subscript"/>
+        </w:rPr>
+        <w:t>gf</w:t>
+      </w:r>
+      <w:r>
+        <w:t xml:space="preserve"> with ℒ</w:t>
+      </w:r>
+      <w:r>
+        <w:rPr>
+          <w:vertAlign w:val="subscript"/>
+        </w:rPr>
+        <w:t>gf</w:t>
+      </w:r>
+      <w:r>
+        <w:t xml:space="preserve"> = −(∂·A)²/2ξ. As ξ → 0 the Gaussian becomes a delta function, ω = 0, so ∂·A = 0 exactly.</w:t>
       </w:r>
     </w:p>
     <w:p>
@@ -4410,55 +5495,12 @@
         <w:pStyle w:val="Heading2"/>
       </w:pPr>
       <w:r>
-        <w:t>Mastery checklist</w:t>
+        <w:t>Mastery check</w:t>
       </w:r>
     </w:p>
     <w:p>
-      <w:pPr>
-        <w:pStyle w:val="ListBullet"/>
-      </w:pPr>
-      <w:r>
-        <w:t>I can state the dummy-variable principle and derive the Schwinger–Dyson equations with their contact terms.</w:t>
-      </w:r>
-    </w:p>
-    <w:p>
-      <w:pPr>
-        <w:pStyle w:val="ListBullet"/>
-      </w:pPr>
-      <w:r>
-        <w:t>I can check Schwinger–Dyson equations against perturbation theory in a simple model.</w:t>
-      </w:r>
-    </w:p>
-    <w:p>
-      <w:pPr>
-        <w:pStyle w:val="ListBullet"/>
-      </w:pPr>
-      <w:r>
-        <w:t>I can derive the Ward–Takahashi identity from a local phase rotation of ψ.</w:t>
-      </w:r>
-    </w:p>
-    <w:p>
-      <w:pPr>
-        <w:pStyle w:val="ListBullet"/>
-      </w:pPr>
-      <w:r>
-        <w:t>I can explain why a Jacobian is an interaction, and when it can be dropped.</w:t>
-      </w:r>
-    </w:p>
-    <w:p>
-      <w:pPr>
-        <w:pStyle w:val="ListBullet"/>
-      </w:pPr>
-      <w:r>
-        <w:t>I can state the chiral anomaly and compute the π⁰ → γγ rate.</w:t>
-      </w:r>
-    </w:p>
-    <w:p>
-      <w:pPr>
-        <w:pStyle w:val="ListBullet"/>
-      </w:pPr>
-      <w:r>
-        <w:t>I can derive the QED gauge-fixing term by the Faddeev–Popov procedure, and say why QED needs no ghosts.</w:t>
+      <w:r>
+        <w:t>Before moving on, do the Core exercises without looking at the solutions and state this lesson's main result from memory. If both go smoothly, continue; if not, reread the sections the missed exercises cite.</w:t>
       </w:r>
     </w:p>
     <w:p>
@@ -4471,7 +5513,16 @@
     </w:p>
     <w:p>
       <w:r>
-        <w:t>Lesson 84 expands exp(iS_int) inside Z, contracts with the free Gaussian, and reads off this course's Feynman rules a second time.</w:t>
+        <w:t>Lesson 84 expands exp(iS</w:t>
+      </w:r>
+      <w:r>
+        <w:rPr>
+          <w:vertAlign w:val="subscript"/>
+        </w:rPr>
+        <w:t>int</w:t>
+      </w:r>
+      <w:r>
+        <w:t>) inside Z, contracts with the free Gaussian, and reads off this course's Feynman rules a second time.</w:t>
       </w:r>
     </w:p>
     <w:sectPr>
@@ -4510,7 +5561,7 @@
         <w:color w:val="5A5A5A"/>
         <w:sz w:val="16"/>
       </w:rPr>
-      <w:t>QED Course   Lesson 83</w:t>
+      <w:t>A QED Course   Lesson 83</w:t>
     </w:r>
   </w:p>
 </w:hdr>
